--- a/Fase 2/Evidencias Proyecto/Evidencias Documentacion/1 Acta de constitucion.docx
+++ b/Fase 2/Evidencias Proyecto/Evidencias Documentacion/1 Acta de constitucion.docx
@@ -642,15 +642,15 @@
                 <w:szCs w:val="22"/>
                 <w:rtl w:val="0"/>
               </w:rPr>
-              <w:t xml:space="preserve">14 semanas</w:t>
-            </w:r>
-            <w:r>
-              <w:rPr>
-                <w:sz w:val="22"/>
-                <w:szCs w:val="22"/>
-                <w:rtl w:val="0"/>
-              </w:rPr>
-              <w:t xml:space="preserve">, desde el 21 de agosto de 2026 hasta el 20 de noviembre de 2026, de acuerdo con la planificación establecida en la Carta Gantt, y un </w:t>
+              <w:t xml:space="preserve">19 semanas</w:t>
+            </w:r>
+            <w:r>
+              <w:rPr>
+                <w:sz w:val="22"/>
+                <w:szCs w:val="22"/>
+                <w:rtl w:val="0"/>
+              </w:rPr>
+              <w:t xml:space="preserve">, desde el 21 de agosto de 2026 hasta el 24 de diciembre de 2026, de acuerdo con la planificación establecida en la Carta Gantt, y un </w:t>
             </w:r>
             <w:r>
               <w:rPr>
